--- a/TRD_Cogana_v1.0.docx
+++ b/TRD_Cogana_v1.0.docx
@@ -13,7 +13,7 @@
           <w:color w:val="2E74B5"/>
           <w:sz w:val="26"/>
         </w:rPr>
-        <w:t>COGUANA</w:t>
+        <w:t>COGANA</w:t>
       </w:r>
       <w:r>
         <w:rPr>
@@ -150,7 +150,7 @@
               <w:spacing w:after="0" w:line="240" w:lineRule="auto"/>
             </w:pPr>
             <w:r>
-              <w:t>Coguana</w:t>
+              <w:t>Cogana</w:t>
             </w:r>
           </w:p>
         </w:tc>
@@ -192,7 +192,7 @@
               <w:spacing w:after="0" w:line="240" w:lineRule="auto"/>
             </w:pPr>
             <w:r>
-              <w:t>PRD Coguana v1.0</w:t>
+              <w:t>PRD Cogana v1.0</w:t>
             </w:r>
           </w:p>
         </w:tc>
@@ -318,7 +318,7 @@
               <w:spacing w:after="0" w:line="240" w:lineRule="auto"/>
             </w:pPr>
             <w:r>
-              <w:t>Administrador de Coguana</w:t>
+              <w:t>Administrador de Cogana</w:t>
             </w:r>
           </w:p>
         </w:tc>
@@ -445,7 +445,7 @@
               <w:br/>
             </w:r>
             <w:r>
-              <w:t>Traducir el PRD de Coguana a decisiones de arquitectura, contratos de datos, requisitos de seguridad, sincronización, pruebas y operación que puedan implementarse y verificarse.</w:t>
+              <w:t>Traducir el PRD de Cogana a decisiones de arquitectura, contratos de datos, requisitos de seguridad, sincronización, pruebas y operación que puedan implementarse y verificarse.</w:t>
             </w:r>
           </w:p>
         </w:tc>
@@ -843,7 +843,7 @@
     </w:p>
     <w:p>
       <w:r>
-        <w:t>Coguana se implementará como una aplicación móvil multiplataforma construida con React Native, Expo y TypeScript. La operación de tienda será offline-first: cada dispositivo autorizado contará con una base SQLite local y podrá completar ventas, caja, inventario y cambios de precio sin conexión.</w:t>
+        <w:t>Cogana se implementará como una aplicación móvil multiplataforma construida con React Native, Expo y TypeScript. La operación de tienda será offline-first: cada dispositivo autorizado contará con una base SQLite local y podrá completar ventas, caja, inventario y cambios de precio sin conexión.</w:t>
       </w:r>
     </w:p>
     <w:p>
@@ -8452,7 +8452,7 @@
               <w:spacing w:after="0" w:line="240" w:lineRule="auto"/>
             </w:pPr>
             <w:r>
-              <w:t>Operación real de Coguana.</w:t>
+              <w:t>Operación real de Cogana.</w:t>
             </w:r>
           </w:p>
         </w:tc>
@@ -10420,7 +10420,7 @@
         <w:color w:val="1F4D78"/>
         <w:sz w:val="18"/>
       </w:rPr>
-      <w:t>COGUANA  |  TECHNICAL REQUIREMENTS DOCUMENT</w:t>
+      <w:t>COGANA  |  TECHNICAL REQUIREMENTS DOCUMENT</w:t>
     </w:r>
   </w:p>
 </w:hdr>
